--- a/插件详细手册/0.基本定义/插件类型.docx
+++ b/插件详细手册/0.基本定义/插件类型.docx
@@ -180,7 +180,23 @@
           <w:kern w:val="0"/>
           <w:sz w:val="22"/>
         </w:rPr>
-        <w:t>每个插件类型，都是一个庞大的功能。</w:t>
+        <w:t>每个插件类型，都是一个庞大的功能</w:t>
+      </w:r>
+      <w:r>
+        <w:rPr>
+          <w:rFonts w:ascii="Tahoma" w:eastAsia="微软雅黑" w:hAnsi="Tahoma" w:hint="eastAsia"/>
+          <w:kern w:val="0"/>
+          <w:sz w:val="22"/>
+        </w:rPr>
+        <w:t>集合</w:t>
+      </w:r>
+      <w:r>
+        <w:rPr>
+          <w:rFonts w:ascii="Tahoma" w:eastAsia="微软雅黑" w:hAnsi="Tahoma" w:hint="eastAsia"/>
+          <w:kern w:val="0"/>
+          <w:sz w:val="22"/>
+        </w:rPr>
+        <w:t>。</w:t>
       </w:r>
     </w:p>
     <w:p>
@@ -6152,7 +6168,7 @@
           <v:shape id="_x0000_i1025" type="#_x0000_t75" style="width:414.6pt;height:204pt" o:ole="">
             <v:imagedata r:id="rId7" o:title=""/>
           </v:shape>
-          <o:OLEObject Type="Embed" ProgID="Visio.Drawing.15" ShapeID="_x0000_i1025" DrawAspect="Content" ObjectID="_1800888377" r:id="rId8"/>
+          <o:OLEObject Type="Embed" ProgID="Visio.Drawing.15" ShapeID="_x0000_i1025" DrawAspect="Content" ObjectID="_1834029353" r:id="rId8"/>
         </w:object>
       </w:r>
     </w:p>
@@ -6171,7 +6187,7 @@
           <v:shape id="_x0000_i1026" type="#_x0000_t75" style="width:414.6pt;height:260.4pt" o:ole="">
             <v:imagedata r:id="rId9" o:title=""/>
           </v:shape>
-          <o:OLEObject Type="Embed" ProgID="Visio.Drawing.15" ShapeID="_x0000_i1026" DrawAspect="Content" ObjectID="_1800888378" r:id="rId10"/>
+          <o:OLEObject Type="Embed" ProgID="Visio.Drawing.15" ShapeID="_x0000_i1026" DrawAspect="Content" ObjectID="_1834029354" r:id="rId10"/>
         </w:object>
       </w:r>
     </w:p>
@@ -6190,7 +6206,7 @@
           <v:shape id="_x0000_i1027" type="#_x0000_t75" style="width:376.8pt;height:96pt" o:ole="">
             <v:imagedata r:id="rId11" o:title=""/>
           </v:shape>
-          <o:OLEObject Type="Embed" ProgID="Visio.Drawing.15" ShapeID="_x0000_i1027" DrawAspect="Content" ObjectID="_1800888379" r:id="rId12"/>
+          <o:OLEObject Type="Embed" ProgID="Visio.Drawing.15" ShapeID="_x0000_i1027" DrawAspect="Content" ObjectID="_1834029355" r:id="rId12"/>
         </w:object>
       </w:r>
     </w:p>
@@ -6371,7 +6387,7 @@
           <v:shape id="_x0000_i1028" type="#_x0000_t75" style="width:285.6pt;height:129.6pt" o:ole="">
             <v:imagedata r:id="rId13" o:title=""/>
           </v:shape>
-          <o:OLEObject Type="Embed" ProgID="Visio.Drawing.15" ShapeID="_x0000_i1028" DrawAspect="Content" ObjectID="_1800888380" r:id="rId14"/>
+          <o:OLEObject Type="Embed" ProgID="Visio.Drawing.15" ShapeID="_x0000_i1028" DrawAspect="Content" ObjectID="_1834029356" r:id="rId14"/>
         </w:object>
       </w:r>
     </w:p>
